--- a/研究总览.docx
+++ b/研究总览.docx
@@ -274,7 +274,7 @@
                 <w:rFonts w:ascii="STHeiti" w:hAnsi="STHeiti" w:eastAsia="STHeiti"/>
                 <w:sz w:val="18"/>
               </w:rPr>
-              <w:t>六章文献综述框架与术语对照表</w:t>
+              <w:t>四章文献综述框架与术语对照表</w:t>
             </w:r>
           </w:p>
         </w:tc>
@@ -3493,7 +3493,7 @@
           <w:color w:val="000000"/>
           <w:sz w:val="28"/>
         </w:rPr>
-        <w:t>5.1 六章结构与逻辑</w:t>
+        <w:t>5.1 四章结构与逻辑</w:t>
       </w:r>
     </w:p>
     <w:p>
@@ -3508,13 +3508,13 @@
           <w:rFonts w:ascii="STHeiti" w:hAnsi="STHeiti" w:eastAsia="STHeiti"/>
           <w:b/>
         </w:rPr>
-        <w:t>现象 → 理论机制 → 认知 → 行为 → 技术情境 → 述评</w:t>
+        <w:t>现象与认知 → 理论机制 → 行为 → 述评</w:t>
       </w:r>
       <w:r>
         <w:rPr>
           <w:rFonts w:ascii="STHeiti" w:hAnsi="STHeiti" w:eastAsia="STHeiti"/>
         </w:rPr>
-        <w:t>，主标题统一为「核心概念：极化研究的 X」结构。</w:t>
+        <w:t>，主标题统一为「概念：极化研究的 X」结构。</w:t>
       </w:r>
     </w:p>
     <w:tbl>
@@ -3584,7 +3584,7 @@
                 <w:rFonts w:ascii="STHeiti" w:hAnsi="STHeiti" w:eastAsia="STHeiti"/>
                 <w:sz w:val="18"/>
               </w:rPr>
-              <w:t>舆论极化：极化研究的整体图景</w:t>
+              <w:t>舆论极化与感知极化：极化研究的现象与认知</w:t>
             </w:r>
           </w:p>
         </w:tc>
@@ -3598,7 +3598,6 @@
             <w:r>
               <w:rPr>
                 <w:rFonts w:ascii="STHeiti" w:hAnsi="STHeiti" w:eastAsia="STHeiti"/>
-                <w:b/>
                 <w:sz w:val="18"/>
               </w:rPr>
               <w:t>二</w:t>
@@ -3613,17 +3612,9 @@
             <w:r>
               <w:rPr>
                 <w:rFonts w:ascii="STHeiti" w:hAnsi="STHeiti" w:eastAsia="STHeiti"/>
-                <w:b/>
                 <w:sz w:val="18"/>
               </w:rPr>
               <w:t>多元无知：极化研究的理论机制</w:t>
-            </w:r>
-            <w:r>
-              <w:rPr>
-                <w:rFonts w:ascii="STHeiti" w:hAnsi="STHeiti" w:eastAsia="STHeiti"/>
-                <w:sz w:val="18"/>
-              </w:rPr>
-              <w:t>（2026-10-05 新增）</w:t>
             </w:r>
           </w:p>
         </w:tc>
@@ -3653,7 +3644,7 @@
                 <w:rFonts w:ascii="STHeiti" w:hAnsi="STHeiti" w:eastAsia="STHeiti"/>
                 <w:sz w:val="18"/>
               </w:rPr>
-              <w:t>感知极化：极化研究的认知维度</w:t>
+              <w:t>意见表达：极化研究的行为维度</w:t>
             </w:r>
           </w:p>
         </w:tc>
@@ -3683,66 +3674,6 @@
                 <w:rFonts w:ascii="STHeiti" w:hAnsi="STHeiti" w:eastAsia="STHeiti"/>
                 <w:sz w:val="18"/>
               </w:rPr>
-              <w:t>意见表达：极化研究的行为维度</w:t>
-            </w:r>
-          </w:p>
-        </w:tc>
-      </w:tr>
-      <w:tr>
-        <w:tc>
-          <w:tcPr>
-            <w:tcW w:type="dxa" w:w="4968"/>
-          </w:tcPr>
-          <w:p>
-            <w:r>
-              <w:rPr>
-                <w:rFonts w:ascii="STHeiti" w:hAnsi="STHeiti" w:eastAsia="STHeiti"/>
-                <w:sz w:val="18"/>
-              </w:rPr>
-              <w:t>五</w:t>
-            </w:r>
-          </w:p>
-        </w:tc>
-        <w:tc>
-          <w:tcPr>
-            <w:tcW w:type="dxa" w:w="4968"/>
-          </w:tcPr>
-          <w:p>
-            <w:r>
-              <w:rPr>
-                <w:rFonts w:ascii="STHeiti" w:hAnsi="STHeiti" w:eastAsia="STHeiti"/>
-                <w:sz w:val="18"/>
-              </w:rPr>
-              <w:t>AI 搜索：极化研究的技术情境</w:t>
-            </w:r>
-          </w:p>
-        </w:tc>
-      </w:tr>
-      <w:tr>
-        <w:tc>
-          <w:tcPr>
-            <w:tcW w:type="dxa" w:w="4968"/>
-          </w:tcPr>
-          <w:p>
-            <w:r>
-              <w:rPr>
-                <w:rFonts w:ascii="STHeiti" w:hAnsi="STHeiti" w:eastAsia="STHeiti"/>
-                <w:sz w:val="18"/>
-              </w:rPr>
-              <w:t>六</w:t>
-            </w:r>
-          </w:p>
-        </w:tc>
-        <w:tc>
-          <w:tcPr>
-            <w:tcW w:type="dxa" w:w="4968"/>
-          </w:tcPr>
-          <w:p>
-            <w:r>
-              <w:rPr>
-                <w:rFonts w:ascii="STHeiti" w:hAnsi="STHeiti" w:eastAsia="STHeiti"/>
-                <w:sz w:val="18"/>
-              </w:rPr>
               <w:t>研究述评与本研究切入点</w:t>
             </w:r>
           </w:p>
@@ -3750,31 +3681,38 @@
       </w:tr>
     </w:tbl>
     <w:p>
+      <w:pPr>
+        <w:ind w:left="432"/>
+      </w:pPr>
       <w:r>
         <w:rPr>
           <w:rFonts w:ascii="STHeiti" w:hAnsi="STHeiti" w:eastAsia="STHeiti"/>
           <w:b/>
+          <w:color w:val="444444"/>
         </w:rPr>
-        <w:t>过渡枢纽</w:t>
+        <w:t>2026-10-05 由六章精简为四章</w:t>
       </w:r>
       <w:r>
         <w:rPr>
           <w:rFonts w:ascii="STHeiti" w:hAnsi="STHeiti" w:eastAsia="STHeiti"/>
+          <w:color w:val="444444"/>
         </w:rPr>
-        <w:t>：第一章（三）"去极化研究"是全篇转折点。去极化路径从「人际接触」（跨立场讨论、重返对话）走向「算法干预」，由此把 AI 搜索引入。</w:t>
+        <w:t>：原「舆论极化」与「感知极化」两章合一；「AI 搜索」不再单列——它是本研究的</w:t>
       </w:r>
       <w:r>
         <w:rPr>
           <w:rFonts w:ascii="STHeiti" w:hAnsi="STHeiti" w:eastAsia="STHeiti"/>
           <w:b/>
+          <w:color w:val="444444"/>
         </w:rPr>
-        <w:t>第二章「多元无知」接住它，给出这一路径的理论身份</w:t>
+        <w:t>干预情境</w:t>
       </w:r>
       <w:r>
         <w:rPr>
           <w:rFonts w:ascii="STHeiti" w:hAnsi="STHeiti" w:eastAsia="STHeiti"/>
+          <w:color w:val="444444"/>
         </w:rPr>
-        <w:t>——感知极化是该理论的一个特例，AI 搜索的多元整合则是其经典干预的算法化版本。</w:t>
+        <w:t>，其现有研究并入第四章，与"降温／升温"两条证据线一起处理。</w:t>
       </w:r>
     </w:p>
     <w:p>
@@ -3802,7 +3740,7 @@
           <w:color w:val="000000"/>
           <w:sz w:val="24"/>
         </w:rPr>
-        <w:t>一、舆论极化</w:t>
+        <w:t>一、舆论极化与感知极化</w:t>
       </w:r>
     </w:p>
     <w:tbl>
@@ -3948,7 +3886,7 @@
                 <w:rFonts w:ascii="STHeiti" w:hAnsi="STHeiti" w:eastAsia="STHeiti"/>
                 <w:sz w:val="18"/>
               </w:rPr>
-              <w:t>汤景泰、徐铭亮、星辰《立场、情感、注意力与选择性接触：舆论极化的影响要素分析》</w:t>
+              <w:t>汤景泰、徐铭亮、星辰《立场、情感、注意力与选择性接触》</w:t>
             </w:r>
           </w:p>
         </w:tc>
@@ -3978,7 +3916,7 @@
                 <w:rFonts w:ascii="STHeiti" w:hAnsi="STHeiti" w:eastAsia="STHeiti"/>
                 <w:sz w:val="18"/>
               </w:rPr>
-              <w:t>黄河、康宁《移动互联网环境下群体极化的特征和生发机制——基于"江歌案"移动端媒体文本和网民评论的内容分析》</w:t>
+              <w:t>邢云菲、王晰巍《国外社交媒体中群体极化研究综述》</w:t>
             </w:r>
           </w:p>
         </w:tc>
@@ -3992,7 +3930,7 @@
                 <w:rFonts w:ascii="STHeiti" w:hAnsi="STHeiti" w:eastAsia="STHeiti"/>
                 <w:sz w:val="18"/>
               </w:rPr>
-              <w:t>《国际新闻界》2019, 41(2): 38–61</w:t>
+              <w:t>《情报科学》2022, 40(9): 176–184</w:t>
             </w:r>
           </w:p>
         </w:tc>
@@ -4008,7 +3946,7 @@
                 <w:rFonts w:ascii="STHeiti" w:hAnsi="STHeiti" w:eastAsia="STHeiti"/>
                 <w:sz w:val="18"/>
               </w:rPr>
-              <w:t>吴越、李发根《舆论极化研究综述》</w:t>
+              <w:t>郭小安、何君琼《反态度信息与平衡信息接触对舆论极化的影响》</w:t>
             </w:r>
           </w:p>
         </w:tc>
@@ -4022,7 +3960,7 @@
                 <w:rFonts w:ascii="STHeiti" w:hAnsi="STHeiti" w:eastAsia="STHeiti"/>
                 <w:sz w:val="18"/>
               </w:rPr>
-              <w:t>《情报杂志》2022, 41(4): 98–103</w:t>
+              <w:t>《国际新闻界》2023, 45(7): 25–46</w:t>
             </w:r>
           </w:p>
         </w:tc>
@@ -4038,7 +3976,7 @@
                 <w:rFonts w:ascii="STHeiti" w:hAnsi="STHeiti" w:eastAsia="STHeiti"/>
                 <w:sz w:val="18"/>
               </w:rPr>
-              <w:t>白云、李白杨、毛进、李纲《舆论场观点极化现象研究：成因、识别与应对策略》</w:t>
+              <w:t>韦龙《重返对话：网络群体极化现象化解路径研究》</w:t>
             </w:r>
           </w:p>
         </w:tc>
@@ -4052,7 +3990,7 @@
                 <w:rFonts w:ascii="STHeiti" w:hAnsi="STHeiti" w:eastAsia="STHeiti"/>
                 <w:sz w:val="18"/>
               </w:rPr>
-              <w:t>《图书情报知识》2022, 39(6): 89–100</w:t>
+              <w:t>《新闻大学》2021(10): 30–43</w:t>
             </w:r>
           </w:p>
         </w:tc>
@@ -4068,7 +4006,7 @@
                 <w:rFonts w:ascii="STHeiti" w:hAnsi="STHeiti" w:eastAsia="STHeiti"/>
                 <w:sz w:val="18"/>
               </w:rPr>
-              <w:t>邢云菲、王晰巍《国外社交媒体中群体极化研究综述》</w:t>
+              <w:t>Sunstein, *The Law of Group Polarization*</w:t>
             </w:r>
           </w:p>
         </w:tc>
@@ -4082,7 +4020,7 @@
                 <w:rFonts w:ascii="STHeiti" w:hAnsi="STHeiti" w:eastAsia="STHeiti"/>
                 <w:sz w:val="18"/>
               </w:rPr>
-              <w:t>《情报科学》2022, 40(9): 176–184</w:t>
+              <w:t>*Journal of Political Philosophy* 2002, 10(2): 175–195</w:t>
             </w:r>
           </w:p>
         </w:tc>
@@ -4098,7 +4036,7 @@
                 <w:rFonts w:ascii="STHeiti" w:hAnsi="STHeiti" w:eastAsia="STHeiti"/>
                 <w:sz w:val="18"/>
               </w:rPr>
-              <w:t>郭小安、何君琼《反态度信息与平衡信息接触对舆论极化的影响——一项在线实验的实证检验》</w:t>
+              <w:t>Iyengar et al., *The Origins and Consequences of Affective Polarization in the United States*</w:t>
             </w:r>
           </w:p>
         </w:tc>
@@ -4112,7 +4050,7 @@
                 <w:rFonts w:ascii="STHeiti" w:hAnsi="STHeiti" w:eastAsia="STHeiti"/>
                 <w:sz w:val="18"/>
               </w:rPr>
-              <w:t>《国际新闻界》2023, 45(7): 25–46</w:t>
+              <w:t>*Annual Review of Political Science* 2019, 22(1): 129–146</w:t>
             </w:r>
           </w:p>
         </w:tc>
@@ -4128,7 +4066,7 @@
                 <w:rFonts w:ascii="STHeiti" w:hAnsi="STHeiti" w:eastAsia="STHeiti"/>
                 <w:sz w:val="18"/>
               </w:rPr>
-              <w:t>韦龙《重返对话：网络群体极化现象化解路径研究》</w:t>
+              <w:t>Levendusky &amp; Malhotra, *(Mis)perceptions of Partisan Polarization in the American Public*</w:t>
             </w:r>
           </w:p>
         </w:tc>
@@ -4142,7 +4080,7 @@
                 <w:rFonts w:ascii="STHeiti" w:hAnsi="STHeiti" w:eastAsia="STHeiti"/>
                 <w:sz w:val="18"/>
               </w:rPr>
-              <w:t>《新闻大学》2021(10): 30–43</w:t>
+              <w:t>*Public Opinion Quarterly* 2016, 80(S1): 378–391</w:t>
             </w:r>
           </w:p>
         </w:tc>
@@ -4158,7 +4096,7 @@
                 <w:rFonts w:ascii="STHeiti" w:hAnsi="STHeiti" w:eastAsia="STHeiti"/>
                 <w:sz w:val="18"/>
               </w:rPr>
-              <w:t>Sunstein, *The Law of Group Polarization*</w:t>
+              <w:t>Enders &amp; Armaly, *The Differential Effects of Actual and Perceived Polarization*</w:t>
             </w:r>
           </w:p>
         </w:tc>
@@ -4172,7 +4110,7 @@
                 <w:rFonts w:ascii="STHeiti" w:hAnsi="STHeiti" w:eastAsia="STHeiti"/>
                 <w:sz w:val="18"/>
               </w:rPr>
-              <w:t>*Journal of Political Philosophy* 2002, 10(2): 175–195</w:t>
+              <w:t>*Political Behavior* 2019, 41(3): 815–839</w:t>
             </w:r>
           </w:p>
         </w:tc>
@@ -4188,7 +4126,7 @@
                 <w:rFonts w:ascii="STHeiti" w:hAnsi="STHeiti" w:eastAsia="STHeiti"/>
                 <w:sz w:val="18"/>
               </w:rPr>
-              <w:t>Iyengar, Lelkes, Levendusky, Malhotra &amp; Westwood, *The Origins and Consequences of Affective Polarization in the United States*</w:t>
+              <w:t>Lees &amp; Cikara, *Understanding and combating misperceived polarization*</w:t>
             </w:r>
           </w:p>
         </w:tc>
@@ -4202,7 +4140,37 @@
                 <w:rFonts w:ascii="STHeiti" w:hAnsi="STHeiti" w:eastAsia="STHeiti"/>
                 <w:sz w:val="18"/>
               </w:rPr>
-              <w:t>*Annual Review of Political Science* 2019, 22(1): 129–146</w:t>
+              <w:t>*Phil. Trans. R. Soc. B* 2021, 376(1822): 20200143</w:t>
+            </w:r>
+          </w:p>
+        </w:tc>
+      </w:tr>
+      <w:tr>
+        <w:tc>
+          <w:tcPr>
+            <w:tcW w:type="dxa" w:w="4968"/>
+          </w:tcPr>
+          <w:p>
+            <w:r>
+              <w:rPr>
+                <w:rFonts w:ascii="STHeiti" w:hAnsi="STHeiti" w:eastAsia="STHeiti"/>
+                <w:sz w:val="18"/>
+              </w:rPr>
+              <w:t>马得勇、黄敏璇《网络舆论中的态度极化与虚假共识》</w:t>
+            </w:r>
+          </w:p>
+        </w:tc>
+        <w:tc>
+          <w:tcPr>
+            <w:tcW w:type="dxa" w:w="4968"/>
+          </w:tcPr>
+          <w:p>
+            <w:r>
+              <w:rPr>
+                <w:rFonts w:ascii="STHeiti" w:hAnsi="STHeiti" w:eastAsia="STHeiti"/>
+                <w:sz w:val="18"/>
+              </w:rPr>
+              <w:t>《国际新闻界》2023, 45(7): 47–73</w:t>
             </w:r>
           </w:p>
         </w:tc>
@@ -4455,7 +4423,7 @@
                 <w:rFonts w:ascii="STHeiti" w:hAnsi="STHeiti" w:eastAsia="STHeiti"/>
                 <w:sz w:val="18"/>
               </w:rPr>
-              <w:t>Asami &amp; Kishishita, *Polarization as Pluralistic Ignorance*（把虚假极化界定为多元无知的一个特例）</w:t>
+              <w:t>Asami &amp; Kishishita, *Polarization as Pluralistic Ignorance*（感知极化即多元无知的一个特例）</w:t>
             </w:r>
           </w:p>
         </w:tc>
@@ -4485,7 +4453,7 @@
                 <w:rFonts w:ascii="STHeiti" w:hAnsi="STHeiti" w:eastAsia="STHeiti"/>
                 <w:sz w:val="18"/>
               </w:rPr>
-              <w:t>Lees &amp; Cikara, *Understanding and combating misperceived polarization*</w:t>
+              <w:t>Sparkman, Geiger &amp; Weber（经典测量与干预：实得 36.6% vs 实际 67%）</w:t>
             </w:r>
           </w:p>
         </w:tc>
@@ -4499,7 +4467,7 @@
                 <w:rFonts w:ascii="STHeiti" w:hAnsi="STHeiti" w:eastAsia="STHeiti"/>
                 <w:sz w:val="18"/>
               </w:rPr>
-              <w:t>*Phil. Trans. R. Soc. B* 2021, 376(1822): 20200143</w:t>
+              <w:t>*Nature Communications* 2022, 13: 4779</w:t>
             </w:r>
           </w:p>
         </w:tc>
@@ -4515,7 +4483,7 @@
                 <w:rFonts w:ascii="STHeiti" w:hAnsi="STHeiti" w:eastAsia="STHeiti"/>
                 <w:sz w:val="18"/>
               </w:rPr>
-              <w:t>Sparkman, Geiger &amp; Weber（经典测量与干预：实得 36.6% vs 实际 67%）</w:t>
+              <w:t>Bursztyn, González &amp; Yanagizawa-Drott, *Misperceived Social Norms*</w:t>
             </w:r>
           </w:p>
         </w:tc>
@@ -4529,7 +4497,7 @@
                 <w:rFonts w:ascii="STHeiti" w:hAnsi="STHeiti" w:eastAsia="STHeiti"/>
                 <w:sz w:val="18"/>
               </w:rPr>
-              <w:t>*Nature Communications* 2022, 13: 4779</w:t>
+              <w:t>*American Economic Review* 2020, 110(10): 2997–3029</w:t>
             </w:r>
           </w:p>
         </w:tc>
@@ -4545,7 +4513,7 @@
                 <w:rFonts w:ascii="STHeiti" w:hAnsi="STHeiti" w:eastAsia="STHeiti"/>
                 <w:sz w:val="18"/>
               </w:rPr>
-              <w:t>Bursztyn, González &amp; Yanagizawa-Drott, *Misperceived Social Norms*</w:t>
+              <w:t>Geiger et al.（11 国含中国；对行为仅 δ=0.05）</w:t>
             </w:r>
           </w:p>
         </w:tc>
@@ -4559,7 +4527,7 @@
                 <w:rFonts w:ascii="STHeiti" w:hAnsi="STHeiti" w:eastAsia="STHeiti"/>
                 <w:sz w:val="18"/>
               </w:rPr>
-              <w:t>*American Economic Review* 2020, 110(10): 2997–3029</w:t>
+              <w:t>*Psychological Science* 2025, 36(6): 421–442</w:t>
             </w:r>
           </w:p>
         </w:tc>
@@ -4575,7 +4543,7 @@
                 <w:rFonts w:ascii="STHeiti" w:hAnsi="STHeiti" w:eastAsia="STHeiti"/>
                 <w:sz w:val="18"/>
               </w:rPr>
-              <w:t>Geiger et al.（11 国含中国，N=3,653；对行为仅 δ=0.05）</w:t>
+              <w:t>Vlasceanu et al.（63 国干预锦标赛）</w:t>
             </w:r>
           </w:p>
         </w:tc>
@@ -4589,82 +4557,7 @@
                 <w:rFonts w:ascii="STHeiti" w:hAnsi="STHeiti" w:eastAsia="STHeiti"/>
                 <w:sz w:val="18"/>
               </w:rPr>
-              <w:t>*Psychological Science* 2025, 36(6): 421–442</w:t>
-            </w:r>
-          </w:p>
-        </w:tc>
-      </w:tr>
-      <w:tr>
-        <w:tc>
-          <w:tcPr>
-            <w:tcW w:type="dxa" w:w="4968"/>
-          </w:tcPr>
-          <w:p>
-            <w:r>
-              <w:rPr>
-                <w:rFonts w:ascii="STHeiti" w:hAnsi="STHeiti" w:eastAsia="STHeiti"/>
-                <w:sz w:val="18"/>
-              </w:rPr>
-              <w:t>Vlasceanu et al.（63 国干预锦标赛，N=59,440）</w:t>
-            </w:r>
-          </w:p>
-        </w:tc>
-        <w:tc>
-          <w:tcPr>
-            <w:tcW w:type="dxa" w:w="4968"/>
-          </w:tcPr>
-          <w:p>
-            <w:r>
-              <w:rPr>
-                <w:rFonts w:ascii="STHeiti" w:hAnsi="STHeiti" w:eastAsia="STHeiti"/>
-                <w:sz w:val="18"/>
-              </w:rPr>
               <w:t>*Science Advances* 2024, 10(6): eadj5778</w:t>
-            </w:r>
-          </w:p>
-        </w:tc>
-      </w:tr>
-      <w:tr>
-        <w:tc>
-          <w:tcPr>
-            <w:tcW w:type="dxa" w:w="4968"/>
-          </w:tcPr>
-          <w:p>
-            <w:r>
-              <w:rPr>
-                <w:rFonts w:ascii="STHeiti" w:hAnsi="STHeiti" w:eastAsia="STHeiti"/>
-                <w:sz w:val="18"/>
-              </w:rPr>
-              <w:t>魏然、周树华、罗文辉《媒介效果与社会变迁》（中文教材专章）</w:t>
-            </w:r>
-          </w:p>
-        </w:tc>
-        <w:tc>
-          <w:tcPr>
-            <w:tcW w:type="dxa" w:w="4968"/>
-          </w:tcPr>
-          <w:p>
-            <w:r>
-              <w:rPr>
-                <w:rFonts w:ascii="STHeiti" w:hAnsi="STHeiti" w:eastAsia="STHeiti"/>
-                <w:sz w:val="18"/>
-              </w:rPr>
-              <w:t>中国人民大学出版社（</w:t>
-            </w:r>
-            <w:r>
-              <w:rPr>
-                <w:rFonts w:ascii="STHeiti" w:hAnsi="STHeiti" w:eastAsia="STHeiti"/>
-                <w:b/>
-                <w:sz w:val="18"/>
-              </w:rPr>
-              <w:t>版次待核实</w:t>
-            </w:r>
-            <w:r>
-              <w:rPr>
-                <w:rFonts w:ascii="STHeiti" w:hAnsi="STHeiti" w:eastAsia="STHeiti"/>
-                <w:sz w:val="18"/>
-              </w:rPr>
-              <w:t>）</w:t>
             </w:r>
           </w:p>
         </w:tc>
@@ -4726,7 +4619,7 @@
           <w:color w:val="000000"/>
           <w:sz w:val="24"/>
         </w:rPr>
-        <w:t>三、感知极化</w:t>
+        <w:t>三、意见表达</w:t>
       </w:r>
     </w:p>
     <w:tbl>
@@ -4782,7 +4675,7 @@
                 <w:rFonts w:ascii="STHeiti" w:hAnsi="STHeiti" w:eastAsia="STHeiti"/>
                 <w:sz w:val="18"/>
               </w:rPr>
-              <w:t>Levendusky &amp; Malhotra, *(Mis)perceptions of Partisan Polarization in the American Public*</w:t>
+              <w:t>Scheufele &amp; Eveland, *Perceptions of "Public Opinion" and "Public" Opinion Expression*（概念来源）</w:t>
             </w:r>
           </w:p>
         </w:tc>
@@ -4796,7 +4689,7 @@
                 <w:rFonts w:ascii="STHeiti" w:hAnsi="STHeiti" w:eastAsia="STHeiti"/>
                 <w:sz w:val="18"/>
               </w:rPr>
-              <w:t>*Public Opinion Quarterly* 2016, 80(S1): 378–391</w:t>
+              <w:t>*International Journal of Public Opinion Research* 2001, 13(1): 25–44</w:t>
             </w:r>
           </w:p>
         </w:tc>
@@ -4812,7 +4705,7 @@
                 <w:rFonts w:ascii="STHeiti" w:hAnsi="STHeiti" w:eastAsia="STHeiti"/>
                 <w:sz w:val="18"/>
               </w:rPr>
-              <w:t>Westfall, Van Boven, Chambers &amp; Judd, *Perceiving Political Polarization in the United States*</w:t>
+              <w:t>Noelle-Neumann, *The Spiral of Silence: A Theory of Public Opinion*</w:t>
             </w:r>
           </w:p>
         </w:tc>
@@ -4826,7 +4719,7 @@
                 <w:rFonts w:ascii="STHeiti" w:hAnsi="STHeiti" w:eastAsia="STHeiti"/>
                 <w:sz w:val="18"/>
               </w:rPr>
-              <w:t>*Perspectives on Psychological Science* 2015, 10(2): 145–158</w:t>
+              <w:t>*Journal of Communication* 1974, 24(2): 43–51</w:t>
             </w:r>
           </w:p>
         </w:tc>
@@ -4842,7 +4735,7 @@
                 <w:rFonts w:ascii="STHeiti" w:hAnsi="STHeiti" w:eastAsia="STHeiti"/>
                 <w:sz w:val="18"/>
               </w:rPr>
-              <w:t>Lelkes, *Mass Polarization: Manifestations and Measurements*</w:t>
+              <w:t>Glynn, Hayes &amp; Shanahan, *Perceived Support for One's Opinions and Willingness to Speak Out*</w:t>
             </w:r>
           </w:p>
         </w:tc>
@@ -4856,7 +4749,7 @@
                 <w:rFonts w:ascii="STHeiti" w:hAnsi="STHeiti" w:eastAsia="STHeiti"/>
                 <w:sz w:val="18"/>
               </w:rPr>
-              <w:t>*Public Opinion Quarterly* 2016, 80(S1): 392–410</w:t>
+              <w:t>*Public Opinion Quarterly* 1997, 61(3): 452–463</w:t>
             </w:r>
           </w:p>
         </w:tc>
@@ -4872,7 +4765,22 @@
                 <w:rFonts w:ascii="STHeiti" w:hAnsi="STHeiti" w:eastAsia="STHeiti"/>
                 <w:sz w:val="18"/>
               </w:rPr>
-              <w:t>Enders &amp; Armaly, *The Differential Effects of Actual and Perceived Polarization*</w:t>
+              <w:t>Hayes, Glynn &amp; Shanahan, *Willingness to Self-Censor*（WTSC 8 题量表，</w:t>
+            </w:r>
+            <w:r>
+              <w:rPr>
+                <w:rFonts w:ascii="STHeiti" w:hAnsi="STHeiti" w:eastAsia="STHeiti"/>
+                <w:b/>
+                <w:sz w:val="18"/>
+              </w:rPr>
+              <w:t>本研究不用它做因变量</w:t>
+            </w:r>
+            <w:r>
+              <w:rPr>
+                <w:rFonts w:ascii="STHeiti" w:hAnsi="STHeiti" w:eastAsia="STHeiti"/>
+                <w:sz w:val="18"/>
+              </w:rPr>
+              <w:t>）</w:t>
             </w:r>
           </w:p>
         </w:tc>
@@ -4886,7 +4794,7 @@
                 <w:rFonts w:ascii="STHeiti" w:hAnsi="STHeiti" w:eastAsia="STHeiti"/>
                 <w:sz w:val="18"/>
               </w:rPr>
-              <w:t>*Political Behavior* 2019, 41(3): 815–839</w:t>
+              <w:t>*International Journal of Public Opinion Research* 2005, 17(3): 298–323</w:t>
             </w:r>
           </w:p>
         </w:tc>
@@ -4902,7 +4810,7 @@
                 <w:rFonts w:ascii="STHeiti" w:hAnsi="STHeiti" w:eastAsia="STHeiti"/>
                 <w:sz w:val="18"/>
               </w:rPr>
-              <w:t>Lees &amp; Cikara, *Understanding and combating misperceived polarization*</w:t>
+              <w:t>Tsai &amp; Yu, *Issue Polarization and Opinion Expression*</w:t>
             </w:r>
           </w:p>
         </w:tc>
@@ -4916,7 +4824,7 @@
                 <w:rFonts w:ascii="STHeiti" w:hAnsi="STHeiti" w:eastAsia="STHeiti"/>
                 <w:sz w:val="18"/>
               </w:rPr>
-              <w:t>*Phil. Trans. R. Soc. B* 2021, 376(1822): 20200143</w:t>
+              <w:t>*Political Studies Review* 2025, 23(3): 941–958</w:t>
             </w:r>
           </w:p>
         </w:tc>
@@ -4932,7 +4840,7 @@
                 <w:rFonts w:ascii="STHeiti" w:hAnsi="STHeiti" w:eastAsia="STHeiti"/>
                 <w:sz w:val="18"/>
               </w:rPr>
-              <w:t>Yang, Rojas, Wojcieszak, Iyengar et al., *Why Are "Others" So Polarized?*</w:t>
+              <w:t>Matthes, Knoll &amp; von Sikorski, *The "Spiral of Silence" Revisited*（66 项研究，N=27,192）</w:t>
             </w:r>
           </w:p>
         </w:tc>
@@ -4946,7 +4854,7 @@
                 <w:rFonts w:ascii="STHeiti" w:hAnsi="STHeiti" w:eastAsia="STHeiti"/>
                 <w:sz w:val="18"/>
               </w:rPr>
-              <w:t>*JCMC* 2016, 21(5): 349–367</w:t>
+              <w:t>*Communication Research* 2018, 45(1): 3–33</w:t>
             </w:r>
           </w:p>
         </w:tc>
@@ -4962,7 +4870,7 @@
                 <w:rFonts w:ascii="STHeiti" w:hAnsi="STHeiti" w:eastAsia="STHeiti"/>
                 <w:sz w:val="18"/>
               </w:rPr>
-              <w:t>Moore-Berg et al., *Exaggerated meta-perceptions predict intergroup hostility*</w:t>
+              <w:t>Coe, Kenski &amp; Rains, *Online and Uncivil?*（对立化表达，对照概念）</w:t>
             </w:r>
           </w:p>
         </w:tc>
@@ -4976,7 +4884,22 @@
                 <w:rFonts w:ascii="STHeiti" w:hAnsi="STHeiti" w:eastAsia="STHeiti"/>
                 <w:sz w:val="18"/>
               </w:rPr>
-              <w:t>*PNAS* 2020, 117(26): 14864–14872</w:t>
+              <w:t>*</w:t>
+            </w:r>
+            <w:r>
+              <w:rPr>
+                <w:rFonts w:ascii="STHeiti" w:hAnsi="STHeiti" w:eastAsia="STHeiti"/>
+                <w:b/>
+                <w:sz w:val="18"/>
+              </w:rPr>
+              <w:t>Journal of Communication</w:t>
+            </w:r>
+            <w:r>
+              <w:rPr>
+                <w:rFonts w:ascii="STHeiti" w:hAnsi="STHeiti" w:eastAsia="STHeiti"/>
+                <w:sz w:val="18"/>
+              </w:rPr>
+              <w:t>* 2014, 64(4): 658–679</w:t>
             </w:r>
           </w:p>
         </w:tc>
@@ -4992,7 +4915,7 @@
                 <w:rFonts w:ascii="STHeiti" w:hAnsi="STHeiti" w:eastAsia="STHeiti"/>
                 <w:sz w:val="18"/>
               </w:rPr>
-              <w:t>马得勇、黄敏璇《网络舆论中的态度极化与虚假共识》</w:t>
+              <w:t>虞鑫、许弘智《意见领袖、沉默的螺旋与群体极化》</w:t>
             </w:r>
           </w:p>
         </w:tc>
@@ -5006,7 +4929,7 @@
                 <w:rFonts w:ascii="STHeiti" w:hAnsi="STHeiti" w:eastAsia="STHeiti"/>
                 <w:sz w:val="18"/>
               </w:rPr>
-              <w:t>《国际新闻界》2023, 45(7): 47–73</w:t>
+              <w:t>《国际新闻界》2019, 41(5): 6–26</w:t>
             </w:r>
           </w:p>
         </w:tc>
@@ -5022,7 +4945,7 @@
                 <w:rFonts w:ascii="STHeiti" w:hAnsi="STHeiti" w:eastAsia="STHeiti"/>
                 <w:sz w:val="18"/>
               </w:rPr>
-              <w:t>Miller, *A Century of Pluralistic Ignorance*（多元无知百年综述，本研究的理论主干）</w:t>
+              <w:t>廖圣清、程俊超、于建娉《网络新闻回帖中的受众互动与群体极化：以情绪为中介变量》</w:t>
             </w:r>
           </w:p>
         </w:tc>
@@ -5036,67 +4959,7 @@
                 <w:rFonts w:ascii="STHeiti" w:hAnsi="STHeiti" w:eastAsia="STHeiti"/>
                 <w:sz w:val="18"/>
               </w:rPr>
-              <w:t>*Frontiers in Social Psychology* 2023, 1: 1260896</w:t>
-            </w:r>
-          </w:p>
-        </w:tc>
-      </w:tr>
-      <w:tr>
-        <w:tc>
-          <w:tcPr>
-            <w:tcW w:type="dxa" w:w="4968"/>
-          </w:tcPr>
-          <w:p>
-            <w:r>
-              <w:rPr>
-                <w:rFonts w:ascii="STHeiti" w:hAnsi="STHeiti" w:eastAsia="STHeiti"/>
-                <w:sz w:val="18"/>
-              </w:rPr>
-              <w:t>Asami &amp; Kishishita, *Polarization as Pluralistic Ignorance*（把虚假极化界定为多元无知的一个特例）</w:t>
-            </w:r>
-          </w:p>
-        </w:tc>
-        <w:tc>
-          <w:tcPr>
-            <w:tcW w:type="dxa" w:w="4968"/>
-          </w:tcPr>
-          <w:p>
-            <w:r>
-              <w:rPr>
-                <w:rFonts w:ascii="STHeiti" w:hAnsi="STHeiti" w:eastAsia="STHeiti"/>
-                <w:sz w:val="18"/>
-              </w:rPr>
-              <w:t>*Journal of Public Economic Theory* 2025, 27(6): e70076</w:t>
-            </w:r>
-          </w:p>
-        </w:tc>
-      </w:tr>
-      <w:tr>
-        <w:tc>
-          <w:tcPr>
-            <w:tcW w:type="dxa" w:w="4968"/>
-          </w:tcPr>
-          <w:p>
-            <w:r>
-              <w:rPr>
-                <w:rFonts w:ascii="STHeiti" w:hAnsi="STHeiti" w:eastAsia="STHeiti"/>
-                <w:sz w:val="18"/>
-              </w:rPr>
-              <w:t>Sargent &amp; Newman, *Pluralistic Ignorance Research in Psychology*（方法学综述）</w:t>
-            </w:r>
-          </w:p>
-        </w:tc>
-        <w:tc>
-          <w:tcPr>
-            <w:tcW w:type="dxa" w:w="4968"/>
-          </w:tcPr>
-          <w:p>
-            <w:r>
-              <w:rPr>
-                <w:rFonts w:ascii="STHeiti" w:hAnsi="STHeiti" w:eastAsia="STHeiti"/>
-                <w:sz w:val="18"/>
-              </w:rPr>
-              <w:t>*Review of General Psychology* 2021, 25(2): 163–184</w:t>
+              <w:t>《国际新闻界》2023, 45(9): 91–117</w:t>
             </w:r>
           </w:p>
         </w:tc>
@@ -5113,984 +4976,7 @@
           <w:color w:val="000000"/>
           <w:sz w:val="24"/>
         </w:rPr>
-        <w:t>四、意见表达</w:t>
-      </w:r>
-    </w:p>
-    <w:tbl>
-      <w:tblPr>
-        <w:tblStyle w:val="TableGrid"/>
-        <w:tblW w:type="auto" w:w="0"/>
-        <w:tblLook w:firstColumn="1" w:firstRow="1" w:lastColumn="0" w:lastRow="0" w:noHBand="0" w:noVBand="1" w:val="04A0"/>
-      </w:tblPr>
-      <w:tblGrid>
-        <w:gridCol w:w="4968"/>
-        <w:gridCol w:w="4968"/>
-      </w:tblGrid>
-      <w:tr>
-        <w:tc>
-          <w:tcPr>
-            <w:tcW w:type="dxa" w:w="4968"/>
-          </w:tcPr>
-          <w:p>
-            <w:r>
-              <w:rPr>
-                <w:rFonts w:ascii="STHeiti" w:hAnsi="STHeiti" w:eastAsia="STHeiti"/>
-                <w:b/>
-                <w:sz w:val="18"/>
-              </w:rPr>
-              <w:t>文献</w:t>
-            </w:r>
-          </w:p>
-        </w:tc>
-        <w:tc>
-          <w:tcPr>
-            <w:tcW w:type="dxa" w:w="4968"/>
-          </w:tcPr>
-          <w:p>
-            <w:r>
-              <w:rPr>
-                <w:rFonts w:ascii="STHeiti" w:hAnsi="STHeiti" w:eastAsia="STHeiti"/>
-                <w:b/>
-                <w:sz w:val="18"/>
-              </w:rPr>
-              <w:t>出处</w:t>
-            </w:r>
-          </w:p>
-        </w:tc>
-      </w:tr>
-      <w:tr>
-        <w:tc>
-          <w:tcPr>
-            <w:tcW w:type="dxa" w:w="4968"/>
-          </w:tcPr>
-          <w:p>
-            <w:r>
-              <w:rPr>
-                <w:rFonts w:ascii="STHeiti" w:hAnsi="STHeiti" w:eastAsia="STHeiti"/>
-                <w:sz w:val="18"/>
-              </w:rPr>
-              <w:t>Scheufele &amp; Eveland, *Perceptions of "Public Opinion" and "Public" Opinion Expression*</w:t>
-            </w:r>
-          </w:p>
-        </w:tc>
-        <w:tc>
-          <w:tcPr>
-            <w:tcW w:type="dxa" w:w="4968"/>
-          </w:tcPr>
-          <w:p>
-            <w:r>
-              <w:rPr>
-                <w:rFonts w:ascii="STHeiti" w:hAnsi="STHeiti" w:eastAsia="STHeiti"/>
-                <w:sz w:val="18"/>
-              </w:rPr>
-              <w:t>*International Journal of Public Opinion Research* 2001, 13(1): 25–44</w:t>
-            </w:r>
-          </w:p>
-        </w:tc>
-      </w:tr>
-      <w:tr>
-        <w:tc>
-          <w:tcPr>
-            <w:tcW w:type="dxa" w:w="4968"/>
-          </w:tcPr>
-          <w:p>
-            <w:r>
-              <w:rPr>
-                <w:rFonts w:ascii="STHeiti" w:hAnsi="STHeiti" w:eastAsia="STHeiti"/>
-                <w:sz w:val="18"/>
-              </w:rPr>
-              <w:t>Noelle-Neumann, *The Spiral of Silence: A Theory of Public Opinion*</w:t>
-            </w:r>
-          </w:p>
-        </w:tc>
-        <w:tc>
-          <w:tcPr>
-            <w:tcW w:type="dxa" w:w="4968"/>
-          </w:tcPr>
-          <w:p>
-            <w:r>
-              <w:rPr>
-                <w:rFonts w:ascii="STHeiti" w:hAnsi="STHeiti" w:eastAsia="STHeiti"/>
-                <w:sz w:val="18"/>
-              </w:rPr>
-              <w:t>*Journal of Communication* 1974, 24(2): 43–51</w:t>
-            </w:r>
-          </w:p>
-        </w:tc>
-      </w:tr>
-      <w:tr>
-        <w:tc>
-          <w:tcPr>
-            <w:tcW w:type="dxa" w:w="4968"/>
-          </w:tcPr>
-          <w:p>
-            <w:r>
-              <w:rPr>
-                <w:rFonts w:ascii="STHeiti" w:hAnsi="STHeiti" w:eastAsia="STHeiti"/>
-                <w:sz w:val="18"/>
-              </w:rPr>
-              <w:t>Glynn, Hayes &amp; Shanahan, *Perceived Support for One's Opinions and Willingness to Speak Out*</w:t>
-            </w:r>
-          </w:p>
-        </w:tc>
-        <w:tc>
-          <w:tcPr>
-            <w:tcW w:type="dxa" w:w="4968"/>
-          </w:tcPr>
-          <w:p>
-            <w:r>
-              <w:rPr>
-                <w:rFonts w:ascii="STHeiti" w:hAnsi="STHeiti" w:eastAsia="STHeiti"/>
-                <w:sz w:val="18"/>
-              </w:rPr>
-              <w:t>*Public Opinion Quarterly* 1997, 61(3): 452–463</w:t>
-            </w:r>
-          </w:p>
-        </w:tc>
-      </w:tr>
-      <w:tr>
-        <w:tc>
-          <w:tcPr>
-            <w:tcW w:type="dxa" w:w="4968"/>
-          </w:tcPr>
-          <w:p>
-            <w:r>
-              <w:rPr>
-                <w:rFonts w:ascii="STHeiti" w:hAnsi="STHeiti" w:eastAsia="STHeiti"/>
-                <w:sz w:val="18"/>
-              </w:rPr>
-              <w:t>Hayes, Glynn &amp; Shanahan, *Willingness to Self-Censor*（WTSC 8 题量表，α=.82）</w:t>
-            </w:r>
-          </w:p>
-        </w:tc>
-        <w:tc>
-          <w:tcPr>
-            <w:tcW w:type="dxa" w:w="4968"/>
-          </w:tcPr>
-          <w:p>
-            <w:r>
-              <w:rPr>
-                <w:rFonts w:ascii="STHeiti" w:hAnsi="STHeiti" w:eastAsia="STHeiti"/>
-                <w:sz w:val="18"/>
-              </w:rPr>
-              <w:t>*International Journal of Public Opinion Research* 2005, 17(3): 298–323</w:t>
-            </w:r>
-          </w:p>
-        </w:tc>
-      </w:tr>
-      <w:tr>
-        <w:tc>
-          <w:tcPr>
-            <w:tcW w:type="dxa" w:w="4968"/>
-          </w:tcPr>
-          <w:p>
-            <w:r>
-              <w:rPr>
-                <w:rFonts w:ascii="STHeiti" w:hAnsi="STHeiti" w:eastAsia="STHeiti"/>
-                <w:sz w:val="18"/>
-              </w:rPr>
-              <w:t>Tsai &amp; Yu, *Issue Polarization and Opinion Expression: A Latent Variable Approach to Nonresponse and Misreporting*</w:t>
-            </w:r>
-          </w:p>
-        </w:tc>
-        <w:tc>
-          <w:tcPr>
-            <w:tcW w:type="dxa" w:w="4968"/>
-          </w:tcPr>
-          <w:p>
-            <w:r>
-              <w:rPr>
-                <w:rFonts w:ascii="STHeiti" w:hAnsi="STHeiti" w:eastAsia="STHeiti"/>
-                <w:sz w:val="18"/>
-              </w:rPr>
-              <w:t>*Political Studies Review* 2025, 23(3): 941–958</w:t>
-            </w:r>
-          </w:p>
-        </w:tc>
-      </w:tr>
-      <w:tr>
-        <w:tc>
-          <w:tcPr>
-            <w:tcW w:type="dxa" w:w="4968"/>
-          </w:tcPr>
-          <w:p>
-            <w:r>
-              <w:rPr>
-                <w:rFonts w:ascii="STHeiti" w:hAnsi="STHeiti" w:eastAsia="STHeiti"/>
-                <w:sz w:val="18"/>
-              </w:rPr>
-              <w:t>廖圣清、程俊超、于建娉《网络新闻回帖中的受众互动与群体极化：以情绪为中介变量》</w:t>
-            </w:r>
-          </w:p>
-        </w:tc>
-        <w:tc>
-          <w:tcPr>
-            <w:tcW w:type="dxa" w:w="4968"/>
-          </w:tcPr>
-          <w:p>
-            <w:r>
-              <w:rPr>
-                <w:rFonts w:ascii="STHeiti" w:hAnsi="STHeiti" w:eastAsia="STHeiti"/>
-                <w:sz w:val="18"/>
-              </w:rPr>
-              <w:t>《国际新闻界》2023, 45(9): 91–117</w:t>
-            </w:r>
-          </w:p>
-        </w:tc>
-      </w:tr>
-      <w:tr>
-        <w:tc>
-          <w:tcPr>
-            <w:tcW w:type="dxa" w:w="4968"/>
-          </w:tcPr>
-          <w:p>
-            <w:r>
-              <w:rPr>
-                <w:rFonts w:ascii="STHeiti" w:hAnsi="STHeiti" w:eastAsia="STHeiti"/>
-                <w:sz w:val="18"/>
-              </w:rPr>
-              <w:t>虞鑫、许弘智《意见领袖、沉默的螺旋与群体极化：基于社会网络视角的仿真研究》</w:t>
-            </w:r>
-          </w:p>
-        </w:tc>
-        <w:tc>
-          <w:tcPr>
-            <w:tcW w:type="dxa" w:w="4968"/>
-          </w:tcPr>
-          <w:p>
-            <w:r>
-              <w:rPr>
-                <w:rFonts w:ascii="STHeiti" w:hAnsi="STHeiti" w:eastAsia="STHeiti"/>
-                <w:sz w:val="18"/>
-              </w:rPr>
-              <w:t>《国际新闻界》2019, 41(5): 6–26</w:t>
-            </w:r>
-          </w:p>
-        </w:tc>
-      </w:tr>
-      <w:tr>
-        <w:tc>
-          <w:tcPr>
-            <w:tcW w:type="dxa" w:w="4968"/>
-          </w:tcPr>
-          <w:p>
-            <w:r>
-              <w:rPr>
-                <w:rFonts w:ascii="STHeiti" w:hAnsi="STHeiti" w:eastAsia="STHeiti"/>
-                <w:sz w:val="18"/>
-              </w:rPr>
-              <w:t>郭小安《舆论的寡头化铁律："沉默的螺旋"理论适用边界的再思考》</w:t>
-            </w:r>
-          </w:p>
-        </w:tc>
-        <w:tc>
-          <w:tcPr>
-            <w:tcW w:type="dxa" w:w="4968"/>
-          </w:tcPr>
-          <w:p>
-            <w:r>
-              <w:rPr>
-                <w:rFonts w:ascii="STHeiti" w:hAnsi="STHeiti" w:eastAsia="STHeiti"/>
-                <w:sz w:val="18"/>
-              </w:rPr>
-              <w:t>《国际新闻界》2015, 37(5): 51–65</w:t>
-            </w:r>
-          </w:p>
-        </w:tc>
-      </w:tr>
-      <w:tr>
-        <w:tc>
-          <w:tcPr>
-            <w:tcW w:type="dxa" w:w="4968"/>
-          </w:tcPr>
-          <w:p>
-            <w:r>
-              <w:rPr>
-                <w:rFonts w:ascii="STHeiti" w:hAnsi="STHeiti" w:eastAsia="STHeiti"/>
-                <w:sz w:val="18"/>
-              </w:rPr>
-              <w:t>Matthes, Knoll &amp; von Sikorski, *The "Spiral of Silence" Revisited*（66 项研究，N=27,192）</w:t>
-            </w:r>
-          </w:p>
-        </w:tc>
-        <w:tc>
-          <w:tcPr>
-            <w:tcW w:type="dxa" w:w="4968"/>
-          </w:tcPr>
-          <w:p>
-            <w:r>
-              <w:rPr>
-                <w:rFonts w:ascii="STHeiti" w:hAnsi="STHeiti" w:eastAsia="STHeiti"/>
-                <w:sz w:val="18"/>
-              </w:rPr>
-              <w:t>*Communication Research* 2018, 45(1): 3–33</w:t>
-            </w:r>
-          </w:p>
-        </w:tc>
-      </w:tr>
-      <w:tr>
-        <w:tc>
-          <w:tcPr>
-            <w:tcW w:type="dxa" w:w="4968"/>
-          </w:tcPr>
-          <w:p>
-            <w:r>
-              <w:rPr>
-                <w:rFonts w:ascii="STHeiti" w:hAnsi="STHeiti" w:eastAsia="STHeiti"/>
-                <w:sz w:val="18"/>
-              </w:rPr>
-              <w:t>Coe, Kenski &amp; Rains, *Online and Uncivil?*（不文明表达，对照概念）</w:t>
-            </w:r>
-          </w:p>
-        </w:tc>
-        <w:tc>
-          <w:tcPr>
-            <w:tcW w:type="dxa" w:w="4968"/>
-          </w:tcPr>
-          <w:p>
-            <w:r>
-              <w:rPr>
-                <w:rFonts w:ascii="STHeiti" w:hAnsi="STHeiti" w:eastAsia="STHeiti"/>
-                <w:sz w:val="18"/>
-              </w:rPr>
-              <w:t>*</w:t>
-            </w:r>
-            <w:r>
-              <w:rPr>
-                <w:rFonts w:ascii="STHeiti" w:hAnsi="STHeiti" w:eastAsia="STHeiti"/>
-                <w:b/>
-                <w:sz w:val="18"/>
-              </w:rPr>
-              <w:t>Journal of Communication</w:t>
-            </w:r>
-            <w:r>
-              <w:rPr>
-                <w:rFonts w:ascii="STHeiti" w:hAnsi="STHeiti" w:eastAsia="STHeiti"/>
-                <w:sz w:val="18"/>
-              </w:rPr>
-              <w:t>* 2014, 64(4): 658–679</w:t>
-            </w:r>
-          </w:p>
-        </w:tc>
-      </w:tr>
-      <w:tr>
-        <w:tc>
-          <w:tcPr>
-            <w:tcW w:type="dxa" w:w="4968"/>
-          </w:tcPr>
-          <w:p>
-            <w:r>
-              <w:rPr>
-                <w:rFonts w:ascii="STHeiti" w:hAnsi="STHeiti" w:eastAsia="STHeiti"/>
-                <w:sz w:val="18"/>
-              </w:rPr>
-              <w:t>Papacharissi, *Democracy Online*（不文明表达，对照概念）</w:t>
-            </w:r>
-          </w:p>
-        </w:tc>
-        <w:tc>
-          <w:tcPr>
-            <w:tcW w:type="dxa" w:w="4968"/>
-          </w:tcPr>
-          <w:p>
-            <w:r>
-              <w:rPr>
-                <w:rFonts w:ascii="STHeiti" w:hAnsi="STHeiti" w:eastAsia="STHeiti"/>
-                <w:sz w:val="18"/>
-              </w:rPr>
-              <w:t>*New Media &amp; Society* 2004, 6(2): 259–283</w:t>
-            </w:r>
-          </w:p>
-        </w:tc>
-      </w:tr>
-    </w:tbl>
-    <w:p>
-      <w:pPr>
-        <w:pStyle w:val="Heading3"/>
-      </w:pPr>
-      <w:r>
-        <w:rPr>
-          <w:rFonts w:ascii="STHeiti" w:hAnsi="STHeiti" w:eastAsia="STHeiti"/>
-          <w:b/>
-          <w:color w:val="000000"/>
-          <w:sz w:val="24"/>
-        </w:rPr>
-        <w:t>五、AI 搜索</w:t>
-      </w:r>
-    </w:p>
-    <w:tbl>
-      <w:tblPr>
-        <w:tblStyle w:val="TableGrid"/>
-        <w:tblW w:type="auto" w:w="0"/>
-        <w:tblLook w:firstColumn="1" w:firstRow="1" w:lastColumn="0" w:lastRow="0" w:noHBand="0" w:noVBand="1" w:val="04A0"/>
-      </w:tblPr>
-      <w:tblGrid>
-        <w:gridCol w:w="4968"/>
-        <w:gridCol w:w="4968"/>
-      </w:tblGrid>
-      <w:tr>
-        <w:tc>
-          <w:tcPr>
-            <w:tcW w:type="dxa" w:w="4968"/>
-          </w:tcPr>
-          <w:p>
-            <w:r>
-              <w:rPr>
-                <w:rFonts w:ascii="STHeiti" w:hAnsi="STHeiti" w:eastAsia="STHeiti"/>
-                <w:b/>
-                <w:sz w:val="18"/>
-              </w:rPr>
-              <w:t>文献</w:t>
-            </w:r>
-          </w:p>
-        </w:tc>
-        <w:tc>
-          <w:tcPr>
-            <w:tcW w:type="dxa" w:w="4968"/>
-          </w:tcPr>
-          <w:p>
-            <w:r>
-              <w:rPr>
-                <w:rFonts w:ascii="STHeiti" w:hAnsi="STHeiti" w:eastAsia="STHeiti"/>
-                <w:b/>
-                <w:sz w:val="18"/>
-              </w:rPr>
-              <w:t>出处</w:t>
-            </w:r>
-          </w:p>
-        </w:tc>
-      </w:tr>
-      <w:tr>
-        <w:tc>
-          <w:tcPr>
-            <w:tcW w:type="dxa" w:w="4968"/>
-          </w:tcPr>
-          <w:p>
-            <w:r>
-              <w:rPr>
-                <w:rFonts w:ascii="STHeiti" w:hAnsi="STHeiti" w:eastAsia="STHeiti"/>
-                <w:sz w:val="18"/>
-              </w:rPr>
-              <w:t>赵宇翔、付振康、曾鹏翔、李金昊《生成式人工智能驱动下智慧图书馆信息搜索的技术框架及服务模式研究》</w:t>
-            </w:r>
-          </w:p>
-        </w:tc>
-        <w:tc>
-          <w:tcPr>
-            <w:tcW w:type="dxa" w:w="4968"/>
-          </w:tcPr>
-          <w:p>
-            <w:r>
-              <w:rPr>
-                <w:rFonts w:ascii="STHeiti" w:hAnsi="STHeiti" w:eastAsia="STHeiti"/>
-                <w:sz w:val="18"/>
-              </w:rPr>
-              <w:t>《中国图书馆学报》2025, 51(5): 54–66</w:t>
-            </w:r>
-          </w:p>
-        </w:tc>
-      </w:tr>
-      <w:tr>
-        <w:tc>
-          <w:tcPr>
-            <w:tcW w:type="dxa" w:w="4968"/>
-          </w:tcPr>
-          <w:p>
-            <w:r>
-              <w:rPr>
-                <w:rFonts w:ascii="STHeiti" w:hAnsi="STHeiti" w:eastAsia="STHeiti"/>
-                <w:sz w:val="18"/>
-              </w:rPr>
-              <w:t>嵇婷、许磊、周纲《生成式人工智能驱动下图书馆信息检索服务模式的重构研究》</w:t>
-            </w:r>
-          </w:p>
-        </w:tc>
-        <w:tc>
-          <w:tcPr>
-            <w:tcW w:type="dxa" w:w="4968"/>
-          </w:tcPr>
-          <w:p>
-            <w:r>
-              <w:rPr>
-                <w:rFonts w:ascii="STHeiti" w:hAnsi="STHeiti" w:eastAsia="STHeiti"/>
-                <w:sz w:val="18"/>
-              </w:rPr>
-              <w:t>《图书馆建设》2025(6): 134–145</w:t>
-            </w:r>
-          </w:p>
-        </w:tc>
-      </w:tr>
-      <w:tr>
-        <w:tc>
-          <w:tcPr>
-            <w:tcW w:type="dxa" w:w="4968"/>
-          </w:tcPr>
-          <w:p>
-            <w:r>
-              <w:rPr>
-                <w:rFonts w:ascii="STHeiti" w:hAnsi="STHeiti" w:eastAsia="STHeiti"/>
-                <w:sz w:val="18"/>
-              </w:rPr>
-              <w:t>彭思源、伍思颖、凌商、李樵、王平《"智""数"融合的典型行动：生成式智能搜索引擎交互场景下的数据意义建构》</w:t>
-            </w:r>
-          </w:p>
-        </w:tc>
-        <w:tc>
-          <w:tcPr>
-            <w:tcW w:type="dxa" w:w="4968"/>
-          </w:tcPr>
-          <w:p>
-            <w:r>
-              <w:rPr>
-                <w:rFonts w:ascii="STHeiti" w:hAnsi="STHeiti" w:eastAsia="STHeiti"/>
-                <w:sz w:val="18"/>
-              </w:rPr>
-              <w:t>《信息资源管理学报》2025, 15(5): 34–50</w:t>
-            </w:r>
-          </w:p>
-        </w:tc>
-      </w:tr>
-      <w:tr>
-        <w:tc>
-          <w:tcPr>
-            <w:tcW w:type="dxa" w:w="4968"/>
-          </w:tcPr>
-          <w:p>
-            <w:r>
-              <w:rPr>
-                <w:rFonts w:ascii="STHeiti" w:hAnsi="STHeiti" w:eastAsia="STHeiti"/>
-                <w:sz w:val="18"/>
-              </w:rPr>
-              <w:t>姚山季、朱娠萍、刘佳静、李晓勤《AI 赋能用户信息行为研究：逻辑与框架》</w:t>
-            </w:r>
-          </w:p>
-        </w:tc>
-        <w:tc>
-          <w:tcPr>
-            <w:tcW w:type="dxa" w:w="4968"/>
-          </w:tcPr>
-          <w:p>
-            <w:r>
-              <w:rPr>
-                <w:rFonts w:ascii="STHeiti" w:hAnsi="STHeiti" w:eastAsia="STHeiti"/>
-                <w:sz w:val="18"/>
-              </w:rPr>
-              <w:t>《数字图书馆论坛》2025, 21(12): 1–7</w:t>
-            </w:r>
-          </w:p>
-        </w:tc>
-      </w:tr>
-      <w:tr>
-        <w:tc>
-          <w:tcPr>
-            <w:tcW w:type="dxa" w:w="4968"/>
-          </w:tcPr>
-          <w:p>
-            <w:r>
-              <w:rPr>
-                <w:rFonts w:ascii="STHeiti" w:hAnsi="STHeiti" w:eastAsia="STHeiti"/>
-                <w:sz w:val="18"/>
-              </w:rPr>
-              <w:t>王知津、韩正彪《信息行为集成化研究框架初探》</w:t>
-            </w:r>
-          </w:p>
-        </w:tc>
-        <w:tc>
-          <w:tcPr>
-            <w:tcW w:type="dxa" w:w="4968"/>
-          </w:tcPr>
-          <w:p>
-            <w:r>
-              <w:rPr>
-                <w:rFonts w:ascii="STHeiti" w:hAnsi="STHeiti" w:eastAsia="STHeiti"/>
-                <w:sz w:val="18"/>
-              </w:rPr>
-              <w:t>《中国图书馆学报》2012, 38(1): 87–95</w:t>
-            </w:r>
-          </w:p>
-        </w:tc>
-      </w:tr>
-      <w:tr>
-        <w:tc>
-          <w:tcPr>
-            <w:tcW w:type="dxa" w:w="4968"/>
-          </w:tcPr>
-          <w:p>
-            <w:r>
-              <w:rPr>
-                <w:rFonts w:ascii="STHeiti" w:hAnsi="STHeiti" w:eastAsia="STHeiti"/>
-                <w:sz w:val="18"/>
-              </w:rPr>
-              <w:t>Anderson, *Integration Theory and Attitude Change*（信息整合理论）</w:t>
-            </w:r>
-          </w:p>
-        </w:tc>
-        <w:tc>
-          <w:tcPr>
-            <w:tcW w:type="dxa" w:w="4968"/>
-          </w:tcPr>
-          <w:p>
-            <w:r>
-              <w:rPr>
-                <w:rFonts w:ascii="STHeiti" w:hAnsi="STHeiti" w:eastAsia="STHeiti"/>
-                <w:sz w:val="18"/>
-              </w:rPr>
-              <w:t>*Psychological Review* 1971, 78: 171–206</w:t>
-            </w:r>
-          </w:p>
-        </w:tc>
-      </w:tr>
-      <w:tr>
-        <w:tc>
-          <w:tcPr>
-            <w:tcW w:type="dxa" w:w="4968"/>
-          </w:tcPr>
-          <w:p>
-            <w:r>
-              <w:rPr>
-                <w:rFonts w:ascii="STHeiti" w:hAnsi="STHeiti" w:eastAsia="STHeiti"/>
-                <w:sz w:val="18"/>
-              </w:rPr>
-              <w:t>Chung, Fink, Waks, Meffert &amp; Xie（序贯信息整合模型 SIIM）</w:t>
-            </w:r>
-          </w:p>
-        </w:tc>
-        <w:tc>
-          <w:tcPr>
-            <w:tcW w:type="dxa" w:w="4968"/>
-          </w:tcPr>
-          <w:p>
-            <w:r>
-              <w:rPr>
-                <w:rFonts w:ascii="STHeiti" w:hAnsi="STHeiti" w:eastAsia="STHeiti"/>
-                <w:sz w:val="18"/>
-              </w:rPr>
-              <w:t>*Communication Monographs* 2012, 79(2): 160–180</w:t>
-            </w:r>
-          </w:p>
-        </w:tc>
-      </w:tr>
-      <w:tr>
-        <w:tc>
-          <w:tcPr>
-            <w:tcW w:type="dxa" w:w="4968"/>
-          </w:tcPr>
-          <w:p>
-            <w:r>
-              <w:rPr>
-                <w:rFonts w:ascii="STHeiti" w:hAnsi="STHeiti" w:eastAsia="STHeiti"/>
-                <w:sz w:val="18"/>
-              </w:rPr>
-              <w:t>Chung &amp; Fink, *Sequential Information Integration and Belief Trajectories II*</w:t>
-            </w:r>
-          </w:p>
-        </w:tc>
-        <w:tc>
-          <w:tcPr>
-            <w:tcW w:type="dxa" w:w="4968"/>
-          </w:tcPr>
-          <w:p>
-            <w:r>
-              <w:rPr>
-                <w:rFonts w:ascii="STHeiti" w:hAnsi="STHeiti" w:eastAsia="STHeiti"/>
-                <w:sz w:val="18"/>
-              </w:rPr>
-              <w:t>*Communication Research* 2016, 43(7): 945–971</w:t>
-            </w:r>
-          </w:p>
-        </w:tc>
-      </w:tr>
-      <w:tr>
-        <w:tc>
-          <w:tcPr>
-            <w:tcW w:type="dxa" w:w="4968"/>
-          </w:tcPr>
-          <w:p>
-            <w:r>
-              <w:rPr>
-                <w:rFonts w:ascii="STHeiti" w:hAnsi="STHeiti" w:eastAsia="STHeiti"/>
-                <w:sz w:val="18"/>
-              </w:rPr>
-              <w:t>Sharma, Liao &amp; Xiao, *Generative Echo Chamber?*</w:t>
-            </w:r>
-          </w:p>
-        </w:tc>
-        <w:tc>
-          <w:tcPr>
-            <w:tcW w:type="dxa" w:w="4968"/>
-          </w:tcPr>
-          <w:p>
-            <w:r>
-              <w:rPr>
-                <w:rFonts w:ascii="STHeiti" w:hAnsi="STHeiti" w:eastAsia="STHeiti"/>
-                <w:sz w:val="18"/>
-              </w:rPr>
-              <w:t>CHI '24, Article 1033, 17 pages</w:t>
-            </w:r>
-          </w:p>
-        </w:tc>
-      </w:tr>
-      <w:tr>
-        <w:tc>
-          <w:tcPr>
-            <w:tcW w:type="dxa" w:w="4968"/>
-          </w:tcPr>
-          <w:p>
-            <w:r>
-              <w:rPr>
-                <w:rFonts w:ascii="STHeiti" w:hAnsi="STHeiti" w:eastAsia="STHeiti"/>
-                <w:sz w:val="18"/>
-              </w:rPr>
-              <w:t>Leung &amp; Urminsky, *The narrow search effect and how broadening search promotes belief updating*</w:t>
-            </w:r>
-          </w:p>
-        </w:tc>
-        <w:tc>
-          <w:tcPr>
-            <w:tcW w:type="dxa" w:w="4968"/>
-          </w:tcPr>
-          <w:p>
-            <w:r>
-              <w:rPr>
-                <w:rFonts w:ascii="STHeiti" w:hAnsi="STHeiti" w:eastAsia="STHeiti"/>
-                <w:sz w:val="18"/>
-              </w:rPr>
-              <w:t>*PNAS* 2025, 122(13): e2408175122</w:t>
-            </w:r>
-          </w:p>
-        </w:tc>
-      </w:tr>
-      <w:tr>
-        <w:tc>
-          <w:tcPr>
-            <w:tcW w:type="dxa" w:w="4968"/>
-          </w:tcPr>
-          <w:p>
-            <w:r>
-              <w:rPr>
-                <w:rFonts w:ascii="STHeiti" w:hAnsi="STHeiti" w:eastAsia="STHeiti"/>
-                <w:sz w:val="18"/>
-              </w:rPr>
-              <w:t>Brantner, Karlsson &amp; Kuai, *Sourcing behavior and the role of news media in AI-powered search engines*</w:t>
-            </w:r>
-          </w:p>
-        </w:tc>
-        <w:tc>
-          <w:tcPr>
-            <w:tcW w:type="dxa" w:w="4968"/>
-          </w:tcPr>
-          <w:p>
-            <w:r>
-              <w:rPr>
-                <w:rFonts w:ascii="STHeiti" w:hAnsi="STHeiti" w:eastAsia="STHeiti"/>
-                <w:sz w:val="18"/>
-              </w:rPr>
-              <w:t>*Telecommunications Policy* 2025, 49(5): 102952</w:t>
-            </w:r>
-          </w:p>
-        </w:tc>
-      </w:tr>
-      <w:tr>
-        <w:tc>
-          <w:tcPr>
-            <w:tcW w:type="dxa" w:w="4968"/>
-          </w:tcPr>
-          <w:p>
-            <w:r>
-              <w:rPr>
-                <w:rFonts w:ascii="STHeiti" w:hAnsi="STHeiti" w:eastAsia="STHeiti"/>
-                <w:sz w:val="18"/>
-              </w:rPr>
-              <w:t>以微博智搜上线为自然实验、近 200 万条微博、DiD 设计的研究</w:t>
-            </w:r>
-          </w:p>
-        </w:tc>
-        <w:tc>
-          <w:tcPr>
-            <w:tcW w:type="dxa" w:w="4968"/>
-          </w:tcPr>
-          <w:p>
-            <w:r>
-              <w:rPr>
-                <w:rFonts w:ascii="STHeiti" w:hAnsi="STHeiti" w:eastAsia="STHeiti"/>
-                <w:sz w:val="18"/>
-              </w:rPr>
-              <w:t>香港中文大学新闻与传播学院研究书册第 18 册（2025）（作者、题名待核实）</w:t>
-            </w:r>
-          </w:p>
-        </w:tc>
-      </w:tr>
-      <w:tr>
-        <w:tc>
-          <w:tcPr>
-            <w:tcW w:type="dxa" w:w="4968"/>
-          </w:tcPr>
-          <w:p>
-            <w:r>
-              <w:rPr>
-                <w:rFonts w:ascii="STHeiti" w:hAnsi="STHeiti" w:eastAsia="STHeiti"/>
-                <w:sz w:val="18"/>
-              </w:rPr>
-              <w:t>Sparkman, Geiger &amp; Weber, *Americans Experience a False Social Reality...*（多元无知的经典测量与干预）</w:t>
-            </w:r>
-          </w:p>
-        </w:tc>
-        <w:tc>
-          <w:tcPr>
-            <w:tcW w:type="dxa" w:w="4968"/>
-          </w:tcPr>
-          <w:p>
-            <w:r>
-              <w:rPr>
-                <w:rFonts w:ascii="STHeiti" w:hAnsi="STHeiti" w:eastAsia="STHeiti"/>
-                <w:sz w:val="18"/>
-              </w:rPr>
-              <w:t>*Nature Communications* 2022, 13: 4779</w:t>
-            </w:r>
-          </w:p>
-        </w:tc>
-      </w:tr>
-      <w:tr>
-        <w:tc>
-          <w:tcPr>
-            <w:tcW w:type="dxa" w:w="4968"/>
-          </w:tcPr>
-          <w:p>
-            <w:r>
-              <w:rPr>
-                <w:rFonts w:ascii="STHeiti" w:hAnsi="STHeiti" w:eastAsia="STHeiti"/>
-                <w:sz w:val="18"/>
-              </w:rPr>
-              <w:t>Geiger et al., *What We Think Others Think and Do About Climate Change*（11 国含中国）</w:t>
-            </w:r>
-          </w:p>
-        </w:tc>
-        <w:tc>
-          <w:tcPr>
-            <w:tcW w:type="dxa" w:w="4968"/>
-          </w:tcPr>
-          <w:p>
-            <w:r>
-              <w:rPr>
-                <w:rFonts w:ascii="STHeiti" w:hAnsi="STHeiti" w:eastAsia="STHeiti"/>
-                <w:sz w:val="18"/>
-              </w:rPr>
-              <w:t>*Psychological Science* 2025, 36(6): 421–442</w:t>
-            </w:r>
-          </w:p>
-        </w:tc>
-      </w:tr>
-      <w:tr>
-        <w:tc>
-          <w:tcPr>
-            <w:tcW w:type="dxa" w:w="4968"/>
-          </w:tcPr>
-          <w:p>
-            <w:r>
-              <w:rPr>
-                <w:rFonts w:ascii="STHeiti" w:hAnsi="STHeiti" w:eastAsia="STHeiti"/>
-                <w:sz w:val="18"/>
-              </w:rPr>
-              <w:t>Vlasceanu et al., *Addressing Climate Change with Behavioral Science*（63 国干预锦标赛）</w:t>
-            </w:r>
-          </w:p>
-        </w:tc>
-        <w:tc>
-          <w:tcPr>
-            <w:tcW w:type="dxa" w:w="4968"/>
-          </w:tcPr>
-          <w:p>
-            <w:r>
-              <w:rPr>
-                <w:rFonts w:ascii="STHeiti" w:hAnsi="STHeiti" w:eastAsia="STHeiti"/>
-                <w:sz w:val="18"/>
-              </w:rPr>
-              <w:t>*Science Advances* 2024, 10(6): eadj5778</w:t>
-            </w:r>
-          </w:p>
-        </w:tc>
-      </w:tr>
-      <w:tr>
-        <w:tc>
-          <w:tcPr>
-            <w:tcW w:type="dxa" w:w="4968"/>
-          </w:tcPr>
-          <w:p>
-            <w:r>
-              <w:rPr>
-                <w:rFonts w:ascii="STHeiti" w:hAnsi="STHeiti" w:eastAsia="STHeiti"/>
-                <w:sz w:val="18"/>
-              </w:rPr>
-              <w:t>Bursztyn, González &amp; Yanagizawa-Drott, *Misperceived Social Norms*</w:t>
-            </w:r>
-          </w:p>
-        </w:tc>
-        <w:tc>
-          <w:tcPr>
-            <w:tcW w:type="dxa" w:w="4968"/>
-          </w:tcPr>
-          <w:p>
-            <w:r>
-              <w:rPr>
-                <w:rFonts w:ascii="STHeiti" w:hAnsi="STHeiti" w:eastAsia="STHeiti"/>
-                <w:sz w:val="18"/>
-              </w:rPr>
-              <w:t>*American Economic Review* 2020, 110(10): 2997–3029</w:t>
-            </w:r>
-          </w:p>
-        </w:tc>
-      </w:tr>
-      <w:tr>
-        <w:tc>
-          <w:tcPr>
-            <w:tcW w:type="dxa" w:w="4968"/>
-          </w:tcPr>
-          <w:p>
-            <w:r>
-              <w:rPr>
-                <w:rFonts w:ascii="STHeiti" w:hAnsi="STHeiti" w:eastAsia="STHeiti"/>
-                <w:sz w:val="18"/>
-              </w:rPr>
-              <w:t>Globig, Xu, Alshamy &amp; Van Bavel（AI 作为身份中立信源）</w:t>
-            </w:r>
-          </w:p>
-        </w:tc>
-        <w:tc>
-          <w:tcPr>
-            <w:tcW w:type="dxa" w:w="4968"/>
-          </w:tcPr>
-          <w:p>
-            <w:r>
-              <w:rPr>
-                <w:rFonts w:ascii="STHeiti" w:hAnsi="STHeiti" w:eastAsia="STHeiti"/>
-                <w:b/>
-                <w:sz w:val="18"/>
-              </w:rPr>
-              <w:t>OSF 预印本，投稿中</w:t>
-            </w:r>
-            <w:r>
-              <w:rPr>
-                <w:rFonts w:ascii="STHeiti" w:hAnsi="STHeiti" w:eastAsia="STHeiti"/>
-                <w:sz w:val="18"/>
-              </w:rPr>
-              <w:t>（DOI 10.31234/osf.io/2t579）</w:t>
-            </w:r>
-          </w:p>
-        </w:tc>
-      </w:tr>
-    </w:tbl>
-    <w:p>
-      <w:pPr>
-        <w:pStyle w:val="Heading3"/>
-      </w:pPr>
-      <w:r>
-        <w:rPr>
-          <w:rFonts w:ascii="STHeiti" w:hAnsi="STHeiti" w:eastAsia="STHeiti"/>
-          <w:b/>
-          <w:color w:val="000000"/>
-          <w:sz w:val="24"/>
-        </w:rPr>
-        <w:t>六、研究述评与本研究切入点</w:t>
+        <w:t>四、研究述评与本研究切入点</w:t>
       </w:r>
     </w:p>
     <w:p>
@@ -6098,7 +4984,7 @@
         <w:rPr>
           <w:rFonts w:ascii="STHeiti" w:hAnsi="STHeiti" w:eastAsia="STHeiti"/>
         </w:rPr>
-        <w:t>须正面处理"降温／升温"两条证据线：</w:t>
+        <w:t>须正面处理"降温／升温"两条证据线（原「AI 搜索」章的核心文献并入此处）：</w:t>
       </w:r>
     </w:p>
     <w:p>
@@ -6146,13 +5032,13 @@
           <w:rFonts w:ascii="STHeiti" w:hAnsi="STHeiti" w:eastAsia="STHeiti"/>
           <w:b/>
         </w:rPr>
-        <w:t>边界条件</w:t>
+        <w:t>本研究的技术情境（AI 搜索）</w:t>
       </w:r>
       <w:r>
         <w:rPr>
           <w:rFonts w:ascii="STHeiti" w:hAnsi="STHeiti" w:eastAsia="STHeiti"/>
         </w:rPr>
-        <w:t>：微博智搜 DiD 研究结论为"</w:t>
+        <w:t>：微博智搜 DiD 研究（香港中文大学研究书册第 18 册，2025；作者待核实）结论为"</w:t>
       </w:r>
       <w:r>
         <w:rPr>
@@ -6165,7 +5051,20 @@
         <w:rPr>
           <w:rFonts w:ascii="STHeiti" w:hAnsi="STHeiti" w:eastAsia="STHeiti"/>
         </w:rPr>
-        <w:t>"</w:t>
+        <w:t>"；Sharma, Liao &amp; Xiao, CHI '24（生成式搜索与多元信息寻求）；Leung &amp; Urminsky, *PNAS* 2025, 122(13): e2408175122（窄化搜索）；Globig et al.（</w:t>
+      </w:r>
+      <w:r>
+        <w:rPr>
+          <w:rFonts w:ascii="STHeiti" w:hAnsi="STHeiti" w:eastAsia="STHeiti"/>
+          <w:b/>
+        </w:rPr>
+        <w:t>OSF 预印本</w:t>
+      </w:r>
+      <w:r>
+        <w:rPr>
+          <w:rFonts w:ascii="STHeiti" w:hAnsi="STHeiti" w:eastAsia="STHeiti"/>
+        </w:rPr>
+        <w:t>，AI 作为身份中立信源）</w:t>
       </w:r>
     </w:p>
     <w:p>
